--- a/doc/2.Document Annexe/MOD_2510_RegulationChauffage_Mendes.docx
+++ b/doc/2.Document Annexe/MOD_2510_RegulationChauffage_Mendes.docx
@@ -1,22 +1,65 @@
 
 <file path=word/document.xml><?xml version="1.0" encoding="utf-8"?>
-<w:document xmlns:wpc="http://schemas.microsoft.com/office/word/2010/wordprocessingCanvas" xmlns:cx="http://schemas.microsoft.com/office/drawing/2014/chartex" xmlns:cx1="http://schemas.microsoft.com/office/drawing/2015/9/8/chartex" xmlns:mc="http://schemas.openxmlformats.org/markup-compatibility/2006" xmlns:o="urn:schemas-microsoft-com:office:office" xmlns:r="http://schemas.openxmlformats.org/officeDocument/2006/relationships" xmlns:m="http://schemas.openxmlformats.org/officeDocument/2006/math" xmlns:v="urn:schemas-microsoft-com:vml" xmlns:wp14="http://schemas.microsoft.com/office/word/2010/wordprocessingDrawing" xmlns:wp="http://schemas.openxmlformats.org/drawingml/2006/wordprocessingDrawing" xmlns:w10="urn:schemas-microsoft-com:office:word" xmlns:w="http://schemas.openxmlformats.org/wordprocessingml/2006/main" xmlns:w14="http://schemas.microsoft.com/office/word/2010/wordml" xmlns:w15="http://schemas.microsoft.com/office/word/2012/wordml" xmlns:w16se="http://schemas.microsoft.com/office/word/2015/wordml/symex" xmlns:wpg="http://schemas.microsoft.com/office/word/2010/wordprocessingGroup" xmlns:wpi="http://schemas.microsoft.com/office/word/2010/wordprocessingInk" xmlns:wne="http://schemas.microsoft.com/office/word/2006/wordml" xmlns:wps="http://schemas.microsoft.com/office/word/2010/wordprocessingShape" mc:Ignorable="w14 w15 w16se wp14">
+<w:document xmlns:wpc="http://schemas.microsoft.com/office/word/2010/wordprocessingCanvas" xmlns:cx="http://schemas.microsoft.com/office/drawing/2014/chartex" xmlns:cx1="http://schemas.microsoft.com/office/drawing/2015/9/8/chartex" xmlns:cx2="http://schemas.microsoft.com/office/drawing/2015/10/21/chartex" xmlns:cx3="http://schemas.microsoft.com/office/drawing/2016/5/9/chartex" xmlns:cx4="http://schemas.microsoft.com/office/drawing/2016/5/10/chartex" xmlns:cx5="http://schemas.microsoft.com/office/drawing/2016/5/11/chartex" xmlns:cx6="http://schemas.microsoft.com/office/drawing/2016/5/12/chartex" xmlns:cx7="http://schemas.microsoft.com/office/drawing/2016/5/13/chartex" xmlns:cx8="http://schemas.microsoft.com/office/drawing/2016/5/14/chartex" xmlns:mc="http://schemas.openxmlformats.org/markup-compatibility/2006" xmlns:aink="http://schemas.microsoft.com/office/drawing/2016/ink" xmlns:am3d="http://schemas.microsoft.com/office/drawing/2017/model3d" xmlns:o="urn:schemas-microsoft-com:office:office" xmlns:oel="http://schemas.microsoft.com/office/2019/extlst" xmlns:r="http://schemas.openxmlformats.org/officeDocument/2006/relationships" xmlns:m="http://schemas.openxmlformats.org/officeDocument/2006/math" xmlns:v="urn:schemas-microsoft-com:vml" xmlns:wp14="http://schemas.microsoft.com/office/word/2010/wordprocessingDrawing" xmlns:wp="http://schemas.openxmlformats.org/drawingml/2006/wordprocessingDrawing" xmlns:w10="urn:schemas-microsoft-com:office:word" xmlns:w="http://schemas.openxmlformats.org/wordprocessingml/2006/main" xmlns:w14="http://schemas.microsoft.com/office/word/2010/wordml" xmlns:w15="http://schemas.microsoft.com/office/word/2012/wordml" xmlns:w16cex="http://schemas.microsoft.com/office/word/2018/wordml/cex" xmlns:w16cid="http://schemas.microsoft.com/office/word/2016/wordml/cid" xmlns:w16="http://schemas.microsoft.com/office/word/2018/wordml" xmlns:w16du="http://schemas.microsoft.com/office/word/2023/wordml/word16du" xmlns:w16sdtdh="http://schemas.microsoft.com/office/word/2020/wordml/sdtdatahash" xmlns:w16sdtfl="http://schemas.microsoft.com/office/word/2024/wordml/sdtformatlock" xmlns:w16se="http://schemas.microsoft.com/office/word/2015/wordml/symex" xmlns:wpg="http://schemas.microsoft.com/office/word/2010/wordprocessingGroup" xmlns:wpi="http://schemas.microsoft.com/office/word/2010/wordprocessingInk" xmlns:wne="http://schemas.microsoft.com/office/word/2006/wordml" xmlns:wps="http://schemas.microsoft.com/office/word/2010/wordprocessingShape" mc:Ignorable="w14 w15 w16se w16cid w16 w16cex w16sdtdh w16sdtfl w16du wp14">
   <w:body>
     <w:p>
       <w:pPr>
         <w:pStyle w:val="Titre"/>
-      </w:pPr>
-      <w:r>
-        <w:t>Projet</w:t>
-      </w:r>
-      <w:r>
-        <w:t xml:space="preserve"> ETML-ES – </w:t>
+        <w:rPr>
+          <w:sz w:val="48"/>
+          <w:szCs w:val="48"/>
+        </w:rPr>
+      </w:pPr>
+      <w:proofErr w:type="spellStart"/>
+      <w:r>
+        <w:rPr>
+          <w:sz w:val="48"/>
+          <w:szCs w:val="48"/>
+        </w:rPr>
+        <w:t>Regulation</w:t>
+      </w:r>
+      <w:proofErr w:type="spellEnd"/>
+      <w:r>
+        <w:rPr>
+          <w:sz w:val="48"/>
+          <w:szCs w:val="48"/>
+        </w:rPr>
+        <w:t xml:space="preserve"> </w:t>
+      </w:r>
+      <w:r>
+        <w:rPr>
+          <w:sz w:val="48"/>
+          <w:szCs w:val="48"/>
+        </w:rPr>
+        <w:t>Chauffage</w:t>
+      </w:r>
+      <w:r>
+        <w:rPr>
+          <w:sz w:val="48"/>
+          <w:szCs w:val="48"/>
+        </w:rPr>
+        <w:t xml:space="preserve"> </w:t>
+      </w:r>
+      <w:r>
+        <w:rPr>
+          <w:sz w:val="48"/>
+          <w:szCs w:val="48"/>
+        </w:rPr>
+        <w:t xml:space="preserve">– </w:t>
       </w:r>
       <w:commentRangeStart w:id="0"/>
       <w:r>
+        <w:rPr>
+          <w:sz w:val="48"/>
+          <w:szCs w:val="48"/>
+        </w:rPr>
         <w:t>Modification</w:t>
       </w:r>
       <w:r>
+        <w:rPr>
+          <w:sz w:val="48"/>
+          <w:szCs w:val="48"/>
+        </w:rPr>
         <w:t xml:space="preserve"> –</w:t>
       </w:r>
       <w:commentRangeEnd w:id="0"/>
@@ -27,19 +70,34 @@
           <w:color w:val="auto"/>
           <w:spacing w:val="0"/>
           <w:kern w:val="0"/>
+          <w:sz w:val="14"/>
+          <w:szCs w:val="14"/>
         </w:rPr>
         <w:commentReference w:id="0"/>
       </w:r>
       <w:r>
+        <w:rPr>
+          <w:sz w:val="48"/>
+          <w:szCs w:val="48"/>
+        </w:rPr>
         <w:t xml:space="preserve"> </w:t>
       </w:r>
-      <w:r>
-        <w:rPr>
-          <w:sz w:val="32"/>
-          <w:szCs w:val="32"/>
-        </w:rPr>
-        <w:t>« Hard/Soft »</w:t>
-      </w:r>
+      <w:proofErr w:type="spellStart"/>
+      <w:r>
+        <w:rPr>
+          <w:sz w:val="28"/>
+          <w:szCs w:val="28"/>
+        </w:rPr>
+        <w:t>HardSof</w:t>
+      </w:r>
+      <w:r>
+        <w:rPr>
+          <w:sz w:val="28"/>
+          <w:szCs w:val="28"/>
+        </w:rPr>
+        <w:t>t</w:t>
+      </w:r>
+      <w:proofErr w:type="spellEnd"/>
     </w:p>
     <w:p>
       <w:pPr>
@@ -66,8 +124,6 @@
         </w:rPr>
         <w:t>A remplir par l'initiateur</w:t>
       </w:r>
-      <w:bookmarkStart w:id="1" w:name="_GoBack"/>
-      <w:bookmarkEnd w:id="1"/>
     </w:p>
     <w:tbl>
       <w:tblPr>
@@ -113,7 +169,16 @@
             <w:tcW w:w="5991" w:type="dxa"/>
             <w:gridSpan w:val="4"/>
           </w:tcPr>
-          <w:p/>
+          <w:p>
+            <w:r>
+              <w:t>2510_</w:t>
+            </w:r>
+            <w:bookmarkStart w:id="1" w:name="_Hlk208768511"/>
+            <w:r>
+              <w:t>RegulationChauffage</w:t>
+            </w:r>
+            <w:bookmarkEnd w:id="1"/>
+          </w:p>
         </w:tc>
       </w:tr>
       <w:tr>
@@ -140,7 +205,11 @@
           <w:tcPr>
             <w:tcW w:w="2977" w:type="dxa"/>
           </w:tcPr>
-          <w:p/>
+          <w:p>
+            <w:r>
+              <w:t xml:space="preserve">Oblo </w:t>
+            </w:r>
+          </w:p>
         </w:tc>
         <w:tc>
           <w:tcPr>
@@ -166,7 +235,11 @@
             <w:tcW w:w="1455" w:type="dxa"/>
             <w:gridSpan w:val="2"/>
           </w:tcPr>
-          <w:p/>
+          <w:p>
+            <w:r>
+              <w:t>ETML-ES</w:t>
+            </w:r>
+          </w:p>
         </w:tc>
       </w:tr>
       <w:tr>
@@ -203,7 +276,11 @@
           <w:tcPr>
             <w:tcW w:w="2977" w:type="dxa"/>
           </w:tcPr>
-          <w:p/>
+          <w:p>
+            <w:r>
+              <w:t>Antonin Graff</w:t>
+            </w:r>
+          </w:p>
         </w:tc>
         <w:tc>
           <w:tcPr>
@@ -229,7 +306,11 @@
           <w:tcPr>
             <w:tcW w:w="1438" w:type="dxa"/>
           </w:tcPr>
-          <w:p/>
+          <w:p>
+            <w:r>
+              <w:t>14.09.2025</w:t>
+            </w:r>
+          </w:p>
         </w:tc>
       </w:tr>
       <w:tr>
@@ -281,7 +362,11 @@
             <w:tcW w:w="5991" w:type="dxa"/>
             <w:gridSpan w:val="4"/>
           </w:tcPr>
-          <w:p/>
+          <w:p>
+            <w:r>
+              <w:t>2510_RegulationChauffage</w:t>
+            </w:r>
+          </w:p>
         </w:tc>
       </w:tr>
       <w:tr>
@@ -319,7 +404,11 @@
             <w:tcW w:w="5974" w:type="dxa"/>
             <w:gridSpan w:val="3"/>
           </w:tcPr>
-          <w:p/>
+          <w:p>
+            <w:r>
+              <w:t>1.0</w:t>
+            </w:r>
+          </w:p>
         </w:tc>
       </w:tr>
     </w:tbl>
@@ -373,7 +462,11 @@
           <w:tcPr>
             <w:tcW w:w="3402" w:type="dxa"/>
           </w:tcPr>
-          <w:p/>
+          <w:p>
+            <w:r>
+              <w:t>Léo Mendes</w:t>
+            </w:r>
+          </w:p>
         </w:tc>
         <w:tc>
           <w:tcPr>
@@ -429,7 +522,11 @@
           <w:tcPr>
             <w:tcW w:w="3402" w:type="dxa"/>
           </w:tcPr>
-          <w:p/>
+          <w:p>
+            <w:r>
+              <w:t>2.0</w:t>
+            </w:r>
+          </w:p>
         </w:tc>
         <w:tc>
           <w:tcPr>
@@ -456,7 +553,7 @@
           </w:tcPr>
           <w:p>
             <w:r>
-              <w:t>05.12.2018</w:t>
+              <w:t>14.09.2025</w:t>
             </w:r>
           </w:p>
         </w:tc>
@@ -1314,7 +1411,21 @@
           <w:i/>
         </w:rPr>
         <w:lastRenderedPageBreak/>
-        <w:t>Exemple: Le point 2 (marqué NOK), est reporté pour une prochaine version pour épuiser notre stock de composants. Cette modif n'est pas critique fonctionnellement.</w:t>
+        <w:t xml:space="preserve">Exemple: Le point 2 (marqué NOK), est reporté pour une prochaine version pour épuiser notre stock de composants. Cette </w:t>
+      </w:r>
+      <w:proofErr w:type="spellStart"/>
+      <w:r>
+        <w:rPr>
+          <w:i/>
+        </w:rPr>
+        <w:t>modif</w:t>
+      </w:r>
+      <w:proofErr w:type="spellEnd"/>
+      <w:r>
+        <w:rPr>
+          <w:i/>
+        </w:rPr>
+        <w:t xml:space="preserve"> n'est pas critique fonctionnellement.</w:t>
       </w:r>
     </w:p>
     <w:p>
@@ -1392,9 +1503,11 @@
       </w:r>
     </w:p>
     <w:p>
+      <w:proofErr w:type="gramStart"/>
       <w:r>
         <w:t>ou</w:t>
       </w:r>
+      <w:proofErr w:type="gramEnd"/>
     </w:p>
     <w:p>
       <w:pPr>
@@ -1449,11 +1562,16 @@
           <w:numId w:val="1"/>
         </w:numPr>
       </w:pPr>
+      <w:proofErr w:type="spellStart"/>
       <w:r>
         <w:t>aa</w:t>
       </w:r>
       <w:r>
-        <w:t xml:space="preserve">ii : numéro de projet, exemple </w:t>
+        <w:t>ii</w:t>
+      </w:r>
+      <w:proofErr w:type="spellEnd"/>
+      <w:r>
+        <w:t xml:space="preserve"> : numéro de projet, exemple </w:t>
       </w:r>
       <w:r>
         <w:rPr>
@@ -1473,8 +1591,13 @@
           <w:numId w:val="1"/>
         </w:numPr>
       </w:pPr>
-      <w:r>
-        <w:t>NomProjet : Si le projet n’est pas numéroté ou mandat de client.</w:t>
+      <w:proofErr w:type="spellStart"/>
+      <w:r>
+        <w:t>NomProjet</w:t>
+      </w:r>
+      <w:proofErr w:type="spellEnd"/>
+      <w:r>
+        <w:t> : Si le projet n’est pas numéroté ou mandat de client.</w:t>
       </w:r>
     </w:p>
     <w:p>
@@ -1485,8 +1608,13 @@
           <w:numId w:val="1"/>
         </w:numPr>
       </w:pPr>
-      <w:r>
-        <w:t xml:space="preserve">nn : numéro de modification. La première </w:t>
+      <w:proofErr w:type="spellStart"/>
+      <w:r>
+        <w:t>nn</w:t>
+      </w:r>
+      <w:proofErr w:type="spellEnd"/>
+      <w:r>
+        <w:t xml:space="preserve"> : numéro de modification. La première </w:t>
       </w:r>
       <w:r>
         <w:t>est 0</w:t>
@@ -1769,8 +1897,13 @@
       <w:r>
         <w:t xml:space="preserve">pièces ou </w:t>
       </w:r>
-      <w:r>
-        <w:t xml:space="preserve">PCBs </w:t>
+      <w:proofErr w:type="spellStart"/>
+      <w:r>
+        <w:t>PCBs</w:t>
+      </w:r>
+      <w:proofErr w:type="spellEnd"/>
+      <w:r>
+        <w:t xml:space="preserve"> </w:t>
       </w:r>
       <w:r>
         <w:t xml:space="preserve">faisant partie du projet sont </w:t>
@@ -1795,8 +1928,8 @@
       </w:r>
     </w:p>
     <w:sectPr>
-      <w:headerReference w:type="default" r:id="rId10"/>
-      <w:footerReference w:type="default" r:id="rId11"/>
+      <w:headerReference w:type="default" r:id="rId11"/>
+      <w:footerReference w:type="default" r:id="rId12"/>
       <w:pgSz w:w="11906" w:h="16838"/>
       <w:pgMar w:top="1417" w:right="1417" w:bottom="1417" w:left="1417" w:header="708" w:footer="708" w:gutter="0"/>
       <w:cols w:space="708"/>
@@ -1807,7 +1940,7 @@
 </file>
 
 <file path=word/comments.xml><?xml version="1.0" encoding="utf-8"?>
-<w:comments xmlns:wpc="http://schemas.microsoft.com/office/word/2010/wordprocessingCanvas" xmlns:cx="http://schemas.microsoft.com/office/drawing/2014/chartex" xmlns:cx1="http://schemas.microsoft.com/office/drawing/2015/9/8/chartex" xmlns:mc="http://schemas.openxmlformats.org/markup-compatibility/2006" xmlns:o="urn:schemas-microsoft-com:office:office" xmlns:r="http://schemas.openxmlformats.org/officeDocument/2006/relationships" xmlns:m="http://schemas.openxmlformats.org/officeDocument/2006/math" xmlns:v="urn:schemas-microsoft-com:vml" xmlns:wp14="http://schemas.microsoft.com/office/word/2010/wordprocessingDrawing" xmlns:wp="http://schemas.openxmlformats.org/drawingml/2006/wordprocessingDrawing" xmlns:w10="urn:schemas-microsoft-com:office:word" xmlns:w="http://schemas.openxmlformats.org/wordprocessingml/2006/main" xmlns:w14="http://schemas.microsoft.com/office/word/2010/wordml" xmlns:w15="http://schemas.microsoft.com/office/word/2012/wordml" xmlns:w16se="http://schemas.microsoft.com/office/word/2015/wordml/symex" xmlns:wpg="http://schemas.microsoft.com/office/word/2010/wordprocessingGroup" xmlns:wpi="http://schemas.microsoft.com/office/word/2010/wordprocessingInk" xmlns:wne="http://schemas.microsoft.com/office/word/2006/wordml" xmlns:wps="http://schemas.microsoft.com/office/word/2010/wordprocessingShape" mc:Ignorable="w14 w15 w16se wp14">
+<w:comments xmlns:wpc="http://schemas.microsoft.com/office/word/2010/wordprocessingCanvas" xmlns:cx="http://schemas.microsoft.com/office/drawing/2014/chartex" xmlns:cx1="http://schemas.microsoft.com/office/drawing/2015/9/8/chartex" xmlns:cx2="http://schemas.microsoft.com/office/drawing/2015/10/21/chartex" xmlns:cx3="http://schemas.microsoft.com/office/drawing/2016/5/9/chartex" xmlns:cx4="http://schemas.microsoft.com/office/drawing/2016/5/10/chartex" xmlns:cx5="http://schemas.microsoft.com/office/drawing/2016/5/11/chartex" xmlns:cx6="http://schemas.microsoft.com/office/drawing/2016/5/12/chartex" xmlns:cx7="http://schemas.microsoft.com/office/drawing/2016/5/13/chartex" xmlns:cx8="http://schemas.microsoft.com/office/drawing/2016/5/14/chartex" xmlns:mc="http://schemas.openxmlformats.org/markup-compatibility/2006" xmlns:aink="http://schemas.microsoft.com/office/drawing/2016/ink" xmlns:am3d="http://schemas.microsoft.com/office/drawing/2017/model3d" xmlns:o="urn:schemas-microsoft-com:office:office" xmlns:oel="http://schemas.microsoft.com/office/2019/extlst" xmlns:r="http://schemas.openxmlformats.org/officeDocument/2006/relationships" xmlns:m="http://schemas.openxmlformats.org/officeDocument/2006/math" xmlns:v="urn:schemas-microsoft-com:vml" xmlns:wp14="http://schemas.microsoft.com/office/word/2010/wordprocessingDrawing" xmlns:wp="http://schemas.openxmlformats.org/drawingml/2006/wordprocessingDrawing" xmlns:w10="urn:schemas-microsoft-com:office:word" xmlns:w="http://schemas.openxmlformats.org/wordprocessingml/2006/main" xmlns:w14="http://schemas.microsoft.com/office/word/2010/wordml" xmlns:w15="http://schemas.microsoft.com/office/word/2012/wordml" xmlns:w16cex="http://schemas.microsoft.com/office/word/2018/wordml/cex" xmlns:w16cid="http://schemas.microsoft.com/office/word/2016/wordml/cid" xmlns:w16="http://schemas.microsoft.com/office/word/2018/wordml" xmlns:w16du="http://schemas.microsoft.com/office/word/2023/wordml/word16du" xmlns:w16sdtdh="http://schemas.microsoft.com/office/word/2020/wordml/sdtdatahash" xmlns:w16sdtfl="http://schemas.microsoft.com/office/word/2024/wordml/sdtformatlock" xmlns:w16se="http://schemas.microsoft.com/office/word/2015/wordml/symex" xmlns:wpg="http://schemas.microsoft.com/office/word/2010/wordprocessingGroup" xmlns:wpi="http://schemas.microsoft.com/office/word/2010/wordprocessingInk" xmlns:wne="http://schemas.microsoft.com/office/word/2006/wordml" xmlns:wps="http://schemas.microsoft.com/office/word/2010/wordprocessingShape" mc:Ignorable="w14 w15 w16se w16cid w16 w16cex w16sdtdh w16sdtfl w16du wp14">
   <w:comment w:id="0" w:author="Philippe Bovey" w:date="2024-02-20T13:41:00Z" w:initials="PB">
     <w:p>
       <w:pPr>
@@ -1898,14 +2031,21 @@
 </file>
 
 <file path=word/commentsExtended.xml><?xml version="1.0" encoding="utf-8"?>
-<w15:commentsEx xmlns:wpc="http://schemas.microsoft.com/office/word/2010/wordprocessingCanvas" xmlns:cx="http://schemas.microsoft.com/office/drawing/2014/chartex" xmlns:cx1="http://schemas.microsoft.com/office/drawing/2015/9/8/chartex" xmlns:mc="http://schemas.openxmlformats.org/markup-compatibility/2006" xmlns:o="urn:schemas-microsoft-com:office:office" xmlns:r="http://schemas.openxmlformats.org/officeDocument/2006/relationships" xmlns:m="http://schemas.openxmlformats.org/officeDocument/2006/math" xmlns:v="urn:schemas-microsoft-com:vml" xmlns:wp14="http://schemas.microsoft.com/office/word/2010/wordprocessingDrawing" xmlns:wp="http://schemas.openxmlformats.org/drawingml/2006/wordprocessingDrawing" xmlns:w10="urn:schemas-microsoft-com:office:word" xmlns:w="http://schemas.openxmlformats.org/wordprocessingml/2006/main" xmlns:w14="http://schemas.microsoft.com/office/word/2010/wordml" xmlns:w15="http://schemas.microsoft.com/office/word/2012/wordml" xmlns:w16se="http://schemas.microsoft.com/office/word/2015/wordml/symex" xmlns:wpg="http://schemas.microsoft.com/office/word/2010/wordprocessingGroup" xmlns:wpi="http://schemas.microsoft.com/office/word/2010/wordprocessingInk" xmlns:wne="http://schemas.microsoft.com/office/word/2006/wordml" xmlns:wps="http://schemas.microsoft.com/office/word/2010/wordprocessingShape" mc:Ignorable="w14 w15 w16se wp14">
+<w15:commentsEx xmlns:wpc="http://schemas.microsoft.com/office/word/2010/wordprocessingCanvas" xmlns:cx="http://schemas.microsoft.com/office/drawing/2014/chartex" xmlns:cx1="http://schemas.microsoft.com/office/drawing/2015/9/8/chartex" xmlns:cx2="http://schemas.microsoft.com/office/drawing/2015/10/21/chartex" xmlns:cx3="http://schemas.microsoft.com/office/drawing/2016/5/9/chartex" xmlns:cx4="http://schemas.microsoft.com/office/drawing/2016/5/10/chartex" xmlns:cx5="http://schemas.microsoft.com/office/drawing/2016/5/11/chartex" xmlns:cx6="http://schemas.microsoft.com/office/drawing/2016/5/12/chartex" xmlns:cx7="http://schemas.microsoft.com/office/drawing/2016/5/13/chartex" xmlns:cx8="http://schemas.microsoft.com/office/drawing/2016/5/14/chartex" xmlns:mc="http://schemas.openxmlformats.org/markup-compatibility/2006" xmlns:aink="http://schemas.microsoft.com/office/drawing/2016/ink" xmlns:am3d="http://schemas.microsoft.com/office/drawing/2017/model3d" xmlns:o="urn:schemas-microsoft-com:office:office" xmlns:oel="http://schemas.microsoft.com/office/2019/extlst" xmlns:r="http://schemas.openxmlformats.org/officeDocument/2006/relationships" xmlns:m="http://schemas.openxmlformats.org/officeDocument/2006/math" xmlns:v="urn:schemas-microsoft-com:vml" xmlns:wp14="http://schemas.microsoft.com/office/word/2010/wordprocessingDrawing" xmlns:wp="http://schemas.openxmlformats.org/drawingml/2006/wordprocessingDrawing" xmlns:w10="urn:schemas-microsoft-com:office:word" xmlns:w="http://schemas.openxmlformats.org/wordprocessingml/2006/main" xmlns:w14="http://schemas.microsoft.com/office/word/2010/wordml" xmlns:w15="http://schemas.microsoft.com/office/word/2012/wordml" xmlns:w16cex="http://schemas.microsoft.com/office/word/2018/wordml/cex" xmlns:w16cid="http://schemas.microsoft.com/office/word/2016/wordml/cid" xmlns:w16="http://schemas.microsoft.com/office/word/2018/wordml" xmlns:w16du="http://schemas.microsoft.com/office/word/2023/wordml/word16du" xmlns:w16sdtdh="http://schemas.microsoft.com/office/word/2020/wordml/sdtdatahash" xmlns:w16sdtfl="http://schemas.microsoft.com/office/word/2024/wordml/sdtformatlock" xmlns:w16se="http://schemas.microsoft.com/office/word/2015/wordml/symex" xmlns:wpg="http://schemas.microsoft.com/office/word/2010/wordprocessingGroup" xmlns:wpi="http://schemas.microsoft.com/office/word/2010/wordprocessingInk" xmlns:wne="http://schemas.microsoft.com/office/word/2006/wordml" xmlns:wps="http://schemas.microsoft.com/office/word/2010/wordprocessingShape" mc:Ignorable="w14 w15 w16se w16cid w16 w16cex w16sdtdh w16sdtfl w16du wp14">
   <w15:commentEx w15:paraId="37C8F61E" w15:done="0"/>
   <w15:commentEx w15:paraId="0C5A7B97" w15:done="0"/>
 </w15:commentsEx>
 </file>
 
+<file path=word/commentsIds.xml><?xml version="1.0" encoding="utf-8"?>
+<w16cid:commentsIds xmlns:wpc="http://schemas.microsoft.com/office/word/2010/wordprocessingCanvas" xmlns:cx="http://schemas.microsoft.com/office/drawing/2014/chartex" xmlns:cx1="http://schemas.microsoft.com/office/drawing/2015/9/8/chartex" xmlns:cx2="http://schemas.microsoft.com/office/drawing/2015/10/21/chartex" xmlns:cx3="http://schemas.microsoft.com/office/drawing/2016/5/9/chartex" xmlns:cx4="http://schemas.microsoft.com/office/drawing/2016/5/10/chartex" xmlns:cx5="http://schemas.microsoft.com/office/drawing/2016/5/11/chartex" xmlns:cx6="http://schemas.microsoft.com/office/drawing/2016/5/12/chartex" xmlns:cx7="http://schemas.microsoft.com/office/drawing/2016/5/13/chartex" xmlns:cx8="http://schemas.microsoft.com/office/drawing/2016/5/14/chartex" xmlns:mc="http://schemas.openxmlformats.org/markup-compatibility/2006" xmlns:aink="http://schemas.microsoft.com/office/drawing/2016/ink" xmlns:am3d="http://schemas.microsoft.com/office/drawing/2017/model3d" xmlns:o="urn:schemas-microsoft-com:office:office" xmlns:oel="http://schemas.microsoft.com/office/2019/extlst" xmlns:r="http://schemas.openxmlformats.org/officeDocument/2006/relationships" xmlns:m="http://schemas.openxmlformats.org/officeDocument/2006/math" xmlns:v="urn:schemas-microsoft-com:vml" xmlns:wp14="http://schemas.microsoft.com/office/word/2010/wordprocessingDrawing" xmlns:wp="http://schemas.openxmlformats.org/drawingml/2006/wordprocessingDrawing" xmlns:w10="urn:schemas-microsoft-com:office:word" xmlns:w="http://schemas.openxmlformats.org/wordprocessingml/2006/main" xmlns:w14="http://schemas.microsoft.com/office/word/2010/wordml" xmlns:w15="http://schemas.microsoft.com/office/word/2012/wordml" xmlns:w16cex="http://schemas.microsoft.com/office/word/2018/wordml/cex" xmlns:w16cid="http://schemas.microsoft.com/office/word/2016/wordml/cid" xmlns:w16="http://schemas.microsoft.com/office/word/2018/wordml" xmlns:w16du="http://schemas.microsoft.com/office/word/2023/wordml/word16du" xmlns:w16sdtdh="http://schemas.microsoft.com/office/word/2020/wordml/sdtdatahash" xmlns:w16sdtfl="http://schemas.microsoft.com/office/word/2024/wordml/sdtformatlock" xmlns:w16se="http://schemas.microsoft.com/office/word/2015/wordml/symex" xmlns:wpg="http://schemas.microsoft.com/office/word/2010/wordprocessingGroup" xmlns:wpi="http://schemas.microsoft.com/office/word/2010/wordprocessingInk" xmlns:wne="http://schemas.microsoft.com/office/word/2006/wordml" xmlns:wps="http://schemas.microsoft.com/office/word/2010/wordprocessingShape" mc:Ignorable="w14 w15 w16se w16cid w16 w16cex w16sdtdh w16sdtfl w16du wp14">
+  <w16cid:commentId w16cid:paraId="37C8F61E" w16cid:durableId="37C8F61E"/>
+  <w16cid:commentId w16cid:paraId="0C5A7B97" w16cid:durableId="0C5A7B97"/>
+</w16cid:commentsIds>
+</file>
+
 <file path=word/endnotes.xml><?xml version="1.0" encoding="utf-8"?>
-<w:endnotes xmlns:wpc="http://schemas.microsoft.com/office/word/2010/wordprocessingCanvas" xmlns:cx="http://schemas.microsoft.com/office/drawing/2014/chartex" xmlns:cx1="http://schemas.microsoft.com/office/drawing/2015/9/8/chartex" xmlns:mc="http://schemas.openxmlformats.org/markup-compatibility/2006" xmlns:o="urn:schemas-microsoft-com:office:office" xmlns:r="http://schemas.openxmlformats.org/officeDocument/2006/relationships" xmlns:m="http://schemas.openxmlformats.org/officeDocument/2006/math" xmlns:v="urn:schemas-microsoft-com:vml" xmlns:wp14="http://schemas.microsoft.com/office/word/2010/wordprocessingDrawing" xmlns:wp="http://schemas.openxmlformats.org/drawingml/2006/wordprocessingDrawing" xmlns:w10="urn:schemas-microsoft-com:office:word" xmlns:w="http://schemas.openxmlformats.org/wordprocessingml/2006/main" xmlns:w14="http://schemas.microsoft.com/office/word/2010/wordml" xmlns:w15="http://schemas.microsoft.com/office/word/2012/wordml" xmlns:w16se="http://schemas.microsoft.com/office/word/2015/wordml/symex" xmlns:wpg="http://schemas.microsoft.com/office/word/2010/wordprocessingGroup" xmlns:wpi="http://schemas.microsoft.com/office/word/2010/wordprocessingInk" xmlns:wne="http://schemas.microsoft.com/office/word/2006/wordml" xmlns:wps="http://schemas.microsoft.com/office/word/2010/wordprocessingShape" mc:Ignorable="w14 w15 w16se wp14">
+<w:endnotes xmlns:wpc="http://schemas.microsoft.com/office/word/2010/wordprocessingCanvas" xmlns:cx="http://schemas.microsoft.com/office/drawing/2014/chartex" xmlns:cx1="http://schemas.microsoft.com/office/drawing/2015/9/8/chartex" xmlns:cx2="http://schemas.microsoft.com/office/drawing/2015/10/21/chartex" xmlns:cx3="http://schemas.microsoft.com/office/drawing/2016/5/9/chartex" xmlns:cx4="http://schemas.microsoft.com/office/drawing/2016/5/10/chartex" xmlns:cx5="http://schemas.microsoft.com/office/drawing/2016/5/11/chartex" xmlns:cx6="http://schemas.microsoft.com/office/drawing/2016/5/12/chartex" xmlns:cx7="http://schemas.microsoft.com/office/drawing/2016/5/13/chartex" xmlns:cx8="http://schemas.microsoft.com/office/drawing/2016/5/14/chartex" xmlns:mc="http://schemas.openxmlformats.org/markup-compatibility/2006" xmlns:aink="http://schemas.microsoft.com/office/drawing/2016/ink" xmlns:am3d="http://schemas.microsoft.com/office/drawing/2017/model3d" xmlns:o="urn:schemas-microsoft-com:office:office" xmlns:oel="http://schemas.microsoft.com/office/2019/extlst" xmlns:r="http://schemas.openxmlformats.org/officeDocument/2006/relationships" xmlns:m="http://schemas.openxmlformats.org/officeDocument/2006/math" xmlns:v="urn:schemas-microsoft-com:vml" xmlns:wp14="http://schemas.microsoft.com/office/word/2010/wordprocessingDrawing" xmlns:wp="http://schemas.openxmlformats.org/drawingml/2006/wordprocessingDrawing" xmlns:w10="urn:schemas-microsoft-com:office:word" xmlns:w="http://schemas.openxmlformats.org/wordprocessingml/2006/main" xmlns:w14="http://schemas.microsoft.com/office/word/2010/wordml" xmlns:w15="http://schemas.microsoft.com/office/word/2012/wordml" xmlns:w16cex="http://schemas.microsoft.com/office/word/2018/wordml/cex" xmlns:w16cid="http://schemas.microsoft.com/office/word/2016/wordml/cid" xmlns:w16="http://schemas.microsoft.com/office/word/2018/wordml" xmlns:w16du="http://schemas.microsoft.com/office/word/2023/wordml/word16du" xmlns:w16sdtdh="http://schemas.microsoft.com/office/word/2020/wordml/sdtdatahash" xmlns:w16sdtfl="http://schemas.microsoft.com/office/word/2024/wordml/sdtformatlock" xmlns:w16se="http://schemas.microsoft.com/office/word/2015/wordml/symex" xmlns:wpg="http://schemas.microsoft.com/office/word/2010/wordprocessingGroup" xmlns:wpi="http://schemas.microsoft.com/office/word/2010/wordprocessingInk" xmlns:wne="http://schemas.microsoft.com/office/word/2006/wordml" xmlns:wps="http://schemas.microsoft.com/office/word/2010/wordprocessingShape" mc:Ignorable="w14 w15 w16se w16cid w16 w16cex w16sdtdh w16sdtfl w16du wp14">
   <w:endnote w:type="separator" w:id="-1">
     <w:p>
       <w:pPr>
@@ -1930,7 +2070,7 @@
 </file>
 
 <file path=word/footer1.xml><?xml version="1.0" encoding="utf-8"?>
-<w:ftr xmlns:wpc="http://schemas.microsoft.com/office/word/2010/wordprocessingCanvas" xmlns:cx="http://schemas.microsoft.com/office/drawing/2014/chartex" xmlns:cx1="http://schemas.microsoft.com/office/drawing/2015/9/8/chartex" xmlns:mc="http://schemas.openxmlformats.org/markup-compatibility/2006" xmlns:o="urn:schemas-microsoft-com:office:office" xmlns:r="http://schemas.openxmlformats.org/officeDocument/2006/relationships" xmlns:m="http://schemas.openxmlformats.org/officeDocument/2006/math" xmlns:v="urn:schemas-microsoft-com:vml" xmlns:wp14="http://schemas.microsoft.com/office/word/2010/wordprocessingDrawing" xmlns:wp="http://schemas.openxmlformats.org/drawingml/2006/wordprocessingDrawing" xmlns:w10="urn:schemas-microsoft-com:office:word" xmlns:w="http://schemas.openxmlformats.org/wordprocessingml/2006/main" xmlns:w14="http://schemas.microsoft.com/office/word/2010/wordml" xmlns:w15="http://schemas.microsoft.com/office/word/2012/wordml" xmlns:w16se="http://schemas.microsoft.com/office/word/2015/wordml/symex" xmlns:wpg="http://schemas.microsoft.com/office/word/2010/wordprocessingGroup" xmlns:wpi="http://schemas.microsoft.com/office/word/2010/wordprocessingInk" xmlns:wne="http://schemas.microsoft.com/office/word/2006/wordml" xmlns:wps="http://schemas.microsoft.com/office/word/2010/wordprocessingShape" mc:Ignorable="w14 w15 w16se wp14">
+<w:ftr xmlns:wpc="http://schemas.microsoft.com/office/word/2010/wordprocessingCanvas" xmlns:cx="http://schemas.microsoft.com/office/drawing/2014/chartex" xmlns:cx1="http://schemas.microsoft.com/office/drawing/2015/9/8/chartex" xmlns:cx2="http://schemas.microsoft.com/office/drawing/2015/10/21/chartex" xmlns:cx3="http://schemas.microsoft.com/office/drawing/2016/5/9/chartex" xmlns:cx4="http://schemas.microsoft.com/office/drawing/2016/5/10/chartex" xmlns:cx5="http://schemas.microsoft.com/office/drawing/2016/5/11/chartex" xmlns:cx6="http://schemas.microsoft.com/office/drawing/2016/5/12/chartex" xmlns:cx7="http://schemas.microsoft.com/office/drawing/2016/5/13/chartex" xmlns:cx8="http://schemas.microsoft.com/office/drawing/2016/5/14/chartex" xmlns:mc="http://schemas.openxmlformats.org/markup-compatibility/2006" xmlns:aink="http://schemas.microsoft.com/office/drawing/2016/ink" xmlns:am3d="http://schemas.microsoft.com/office/drawing/2017/model3d" xmlns:o="urn:schemas-microsoft-com:office:office" xmlns:oel="http://schemas.microsoft.com/office/2019/extlst" xmlns:r="http://schemas.openxmlformats.org/officeDocument/2006/relationships" xmlns:m="http://schemas.openxmlformats.org/officeDocument/2006/math" xmlns:v="urn:schemas-microsoft-com:vml" xmlns:wp14="http://schemas.microsoft.com/office/word/2010/wordprocessingDrawing" xmlns:wp="http://schemas.openxmlformats.org/drawingml/2006/wordprocessingDrawing" xmlns:w10="urn:schemas-microsoft-com:office:word" xmlns:w="http://schemas.openxmlformats.org/wordprocessingml/2006/main" xmlns:w14="http://schemas.microsoft.com/office/word/2010/wordml" xmlns:w15="http://schemas.microsoft.com/office/word/2012/wordml" xmlns:w16cex="http://schemas.microsoft.com/office/word/2018/wordml/cex" xmlns:w16cid="http://schemas.microsoft.com/office/word/2016/wordml/cid" xmlns:w16="http://schemas.microsoft.com/office/word/2018/wordml" xmlns:w16du="http://schemas.microsoft.com/office/word/2023/wordml/word16du" xmlns:w16sdtdh="http://schemas.microsoft.com/office/word/2020/wordml/sdtdatahash" xmlns:w16sdtfl="http://schemas.microsoft.com/office/word/2024/wordml/sdtformatlock" xmlns:w16se="http://schemas.microsoft.com/office/word/2015/wordml/symex" xmlns:wpg="http://schemas.microsoft.com/office/word/2010/wordprocessingGroup" xmlns:wpi="http://schemas.microsoft.com/office/word/2010/wordprocessingInk" xmlns:wne="http://schemas.microsoft.com/office/word/2006/wordml" xmlns:wps="http://schemas.microsoft.com/office/word/2010/wordprocessingShape" mc:Ignorable="w14 w15 w16se w16cid w16 w16cex w16sdtdh w16sdtfl w16du wp14">
   <w:p>
     <w:pPr>
       <w:pStyle w:val="Pieddepage"/>
@@ -1938,9 +2078,11 @@
     <w:r>
       <w:t xml:space="preserve">JMO – </w:t>
     </w:r>
+    <w:proofErr w:type="spellStart"/>
     <w:r>
       <w:t>Nov</w:t>
     </w:r>
+    <w:proofErr w:type="spellEnd"/>
     <w:r>
       <w:t xml:space="preserve"> 201</w:t>
     </w:r>
@@ -2011,7 +2153,7 @@
 </file>
 
 <file path=word/footnotes.xml><?xml version="1.0" encoding="utf-8"?>
-<w:footnotes xmlns:wpc="http://schemas.microsoft.com/office/word/2010/wordprocessingCanvas" xmlns:cx="http://schemas.microsoft.com/office/drawing/2014/chartex" xmlns:cx1="http://schemas.microsoft.com/office/drawing/2015/9/8/chartex" xmlns:mc="http://schemas.openxmlformats.org/markup-compatibility/2006" xmlns:o="urn:schemas-microsoft-com:office:office" xmlns:r="http://schemas.openxmlformats.org/officeDocument/2006/relationships" xmlns:m="http://schemas.openxmlformats.org/officeDocument/2006/math" xmlns:v="urn:schemas-microsoft-com:vml" xmlns:wp14="http://schemas.microsoft.com/office/word/2010/wordprocessingDrawing" xmlns:wp="http://schemas.openxmlformats.org/drawingml/2006/wordprocessingDrawing" xmlns:w10="urn:schemas-microsoft-com:office:word" xmlns:w="http://schemas.openxmlformats.org/wordprocessingml/2006/main" xmlns:w14="http://schemas.microsoft.com/office/word/2010/wordml" xmlns:w15="http://schemas.microsoft.com/office/word/2012/wordml" xmlns:w16se="http://schemas.microsoft.com/office/word/2015/wordml/symex" xmlns:wpg="http://schemas.microsoft.com/office/word/2010/wordprocessingGroup" xmlns:wpi="http://schemas.microsoft.com/office/word/2010/wordprocessingInk" xmlns:wne="http://schemas.microsoft.com/office/word/2006/wordml" xmlns:wps="http://schemas.microsoft.com/office/word/2010/wordprocessingShape" mc:Ignorable="w14 w15 w16se wp14">
+<w:footnotes xmlns:wpc="http://schemas.microsoft.com/office/word/2010/wordprocessingCanvas" xmlns:cx="http://schemas.microsoft.com/office/drawing/2014/chartex" xmlns:cx1="http://schemas.microsoft.com/office/drawing/2015/9/8/chartex" xmlns:cx2="http://schemas.microsoft.com/office/drawing/2015/10/21/chartex" xmlns:cx3="http://schemas.microsoft.com/office/drawing/2016/5/9/chartex" xmlns:cx4="http://schemas.microsoft.com/office/drawing/2016/5/10/chartex" xmlns:cx5="http://schemas.microsoft.com/office/drawing/2016/5/11/chartex" xmlns:cx6="http://schemas.microsoft.com/office/drawing/2016/5/12/chartex" xmlns:cx7="http://schemas.microsoft.com/office/drawing/2016/5/13/chartex" xmlns:cx8="http://schemas.microsoft.com/office/drawing/2016/5/14/chartex" xmlns:mc="http://schemas.openxmlformats.org/markup-compatibility/2006" xmlns:aink="http://schemas.microsoft.com/office/drawing/2016/ink" xmlns:am3d="http://schemas.microsoft.com/office/drawing/2017/model3d" xmlns:o="urn:schemas-microsoft-com:office:office" xmlns:oel="http://schemas.microsoft.com/office/2019/extlst" xmlns:r="http://schemas.openxmlformats.org/officeDocument/2006/relationships" xmlns:m="http://schemas.openxmlformats.org/officeDocument/2006/math" xmlns:v="urn:schemas-microsoft-com:vml" xmlns:wp14="http://schemas.microsoft.com/office/word/2010/wordprocessingDrawing" xmlns:wp="http://schemas.openxmlformats.org/drawingml/2006/wordprocessingDrawing" xmlns:w10="urn:schemas-microsoft-com:office:word" xmlns:w="http://schemas.openxmlformats.org/wordprocessingml/2006/main" xmlns:w14="http://schemas.microsoft.com/office/word/2010/wordml" xmlns:w15="http://schemas.microsoft.com/office/word/2012/wordml" xmlns:w16cex="http://schemas.microsoft.com/office/word/2018/wordml/cex" xmlns:w16cid="http://schemas.microsoft.com/office/word/2016/wordml/cid" xmlns:w16="http://schemas.microsoft.com/office/word/2018/wordml" xmlns:w16du="http://schemas.microsoft.com/office/word/2023/wordml/word16du" xmlns:w16sdtdh="http://schemas.microsoft.com/office/word/2020/wordml/sdtdatahash" xmlns:w16sdtfl="http://schemas.microsoft.com/office/word/2024/wordml/sdtformatlock" xmlns:w16se="http://schemas.microsoft.com/office/word/2015/wordml/symex" xmlns:wpg="http://schemas.microsoft.com/office/word/2010/wordprocessingGroup" xmlns:wpi="http://schemas.microsoft.com/office/word/2010/wordprocessingInk" xmlns:wne="http://schemas.microsoft.com/office/word/2006/wordml" xmlns:wps="http://schemas.microsoft.com/office/word/2010/wordprocessingShape" mc:Ignorable="w14 w15 w16se w16cid w16 w16cex w16sdtdh w16sdtfl w16du wp14">
   <w:footnote w:type="separator" w:id="-1">
     <w:p>
       <w:pPr>
@@ -2036,7 +2178,7 @@
 </file>
 
 <file path=word/header1.xml><?xml version="1.0" encoding="utf-8"?>
-<w:hdr xmlns:wpc="http://schemas.microsoft.com/office/word/2010/wordprocessingCanvas" xmlns:cx="http://schemas.microsoft.com/office/drawing/2014/chartex" xmlns:cx1="http://schemas.microsoft.com/office/drawing/2015/9/8/chartex" xmlns:mc="http://schemas.openxmlformats.org/markup-compatibility/2006" xmlns:o="urn:schemas-microsoft-com:office:office" xmlns:r="http://schemas.openxmlformats.org/officeDocument/2006/relationships" xmlns:m="http://schemas.openxmlformats.org/officeDocument/2006/math" xmlns:v="urn:schemas-microsoft-com:vml" xmlns:wp14="http://schemas.microsoft.com/office/word/2010/wordprocessingDrawing" xmlns:wp="http://schemas.openxmlformats.org/drawingml/2006/wordprocessingDrawing" xmlns:w10="urn:schemas-microsoft-com:office:word" xmlns:w="http://schemas.openxmlformats.org/wordprocessingml/2006/main" xmlns:w14="http://schemas.microsoft.com/office/word/2010/wordml" xmlns:w15="http://schemas.microsoft.com/office/word/2012/wordml" xmlns:w16se="http://schemas.microsoft.com/office/word/2015/wordml/symex" xmlns:wpg="http://schemas.microsoft.com/office/word/2010/wordprocessingGroup" xmlns:wpi="http://schemas.microsoft.com/office/word/2010/wordprocessingInk" xmlns:wne="http://schemas.microsoft.com/office/word/2006/wordml" xmlns:wps="http://schemas.microsoft.com/office/word/2010/wordprocessingShape" mc:Ignorable="w14 w15 w16se wp14">
+<w:hdr xmlns:wpc="http://schemas.microsoft.com/office/word/2010/wordprocessingCanvas" xmlns:cx="http://schemas.microsoft.com/office/drawing/2014/chartex" xmlns:cx1="http://schemas.microsoft.com/office/drawing/2015/9/8/chartex" xmlns:cx2="http://schemas.microsoft.com/office/drawing/2015/10/21/chartex" xmlns:cx3="http://schemas.microsoft.com/office/drawing/2016/5/9/chartex" xmlns:cx4="http://schemas.microsoft.com/office/drawing/2016/5/10/chartex" xmlns:cx5="http://schemas.microsoft.com/office/drawing/2016/5/11/chartex" xmlns:cx6="http://schemas.microsoft.com/office/drawing/2016/5/12/chartex" xmlns:cx7="http://schemas.microsoft.com/office/drawing/2016/5/13/chartex" xmlns:cx8="http://schemas.microsoft.com/office/drawing/2016/5/14/chartex" xmlns:mc="http://schemas.openxmlformats.org/markup-compatibility/2006" xmlns:aink="http://schemas.microsoft.com/office/drawing/2016/ink" xmlns:am3d="http://schemas.microsoft.com/office/drawing/2017/model3d" xmlns:o="urn:schemas-microsoft-com:office:office" xmlns:oel="http://schemas.microsoft.com/office/2019/extlst" xmlns:r="http://schemas.openxmlformats.org/officeDocument/2006/relationships" xmlns:m="http://schemas.openxmlformats.org/officeDocument/2006/math" xmlns:v="urn:schemas-microsoft-com:vml" xmlns:wp14="http://schemas.microsoft.com/office/word/2010/wordprocessingDrawing" xmlns:wp="http://schemas.openxmlformats.org/drawingml/2006/wordprocessingDrawing" xmlns:w10="urn:schemas-microsoft-com:office:word" xmlns:w="http://schemas.openxmlformats.org/wordprocessingml/2006/main" xmlns:w14="http://schemas.microsoft.com/office/word/2010/wordml" xmlns:w15="http://schemas.microsoft.com/office/word/2012/wordml" xmlns:w16cex="http://schemas.microsoft.com/office/word/2018/wordml/cex" xmlns:w16cid="http://schemas.microsoft.com/office/word/2016/wordml/cid" xmlns:w16="http://schemas.microsoft.com/office/word/2018/wordml" xmlns:w16du="http://schemas.microsoft.com/office/word/2023/wordml/word16du" xmlns:w16sdtdh="http://schemas.microsoft.com/office/word/2020/wordml/sdtdatahash" xmlns:w16sdtfl="http://schemas.microsoft.com/office/word/2024/wordml/sdtformatlock" xmlns:w16se="http://schemas.microsoft.com/office/word/2015/wordml/symex" xmlns:wpg="http://schemas.microsoft.com/office/word/2010/wordprocessingGroup" xmlns:wpi="http://schemas.microsoft.com/office/word/2010/wordprocessingInk" xmlns:wne="http://schemas.microsoft.com/office/word/2006/wordml" xmlns:wps="http://schemas.microsoft.com/office/word/2010/wordprocessingShape" mc:Ignorable="w14 w15 w16se w16cid w16 w16cex w16sdtdh w16sdtfl w16du wp14">
   <w:p>
     <w:pPr>
       <w:tabs>
@@ -2124,7 +2266,18 @@
         <w:u w:val="single"/>
         <w:lang w:eastAsia="fr-FR"/>
       </w:rPr>
-      <w:t>ECOLE SUPERIEURE</w:t>
+      <w:t xml:space="preserve">ECOLE </w:t>
+    </w:r>
+    <w:proofErr w:type="gramStart"/>
+    <w:r>
+      <w:rPr>
+        <w:spacing w:val="-3"/>
+        <w:sz w:val="20"/>
+        <w:szCs w:val="20"/>
+        <w:u w:val="single"/>
+        <w:lang w:eastAsia="fr-FR"/>
+      </w:rPr>
+      <w:t>SUPERIEURE</w:t>
     </w:r>
     <w:r>
       <w:rPr>
@@ -2142,6 +2295,7 @@
       </w:rPr>
       <w:tab/>
     </w:r>
+    <w:proofErr w:type="gramEnd"/>
     <w:r>
       <w:rPr>
         <w:szCs w:val="24"/>
@@ -2149,7 +2303,14 @@
         <w:lang w:eastAsia="fr-FR"/>
       </w:rPr>
       <w:tab/>
-      <w:t>PROJ</w:t>
+    </w:r>
+    <w:r>
+      <w:rPr>
+        <w:szCs w:val="24"/>
+        <w:u w:val="single"/>
+        <w:lang w:eastAsia="fr-FR"/>
+      </w:rPr>
+      <w:t>Diplômes</w:t>
     </w:r>
     <w:r>
       <w:rPr>
@@ -2169,7 +2330,7 @@
 </file>
 
 <file path=word/numbering.xml><?xml version="1.0" encoding="utf-8"?>
-<w:numbering xmlns:wpc="http://schemas.microsoft.com/office/word/2010/wordprocessingCanvas" xmlns:cx="http://schemas.microsoft.com/office/drawing/2014/chartex" xmlns:cx1="http://schemas.microsoft.com/office/drawing/2015/9/8/chartex" xmlns:mc="http://schemas.openxmlformats.org/markup-compatibility/2006" xmlns:o="urn:schemas-microsoft-com:office:office" xmlns:r="http://schemas.openxmlformats.org/officeDocument/2006/relationships" xmlns:m="http://schemas.openxmlformats.org/officeDocument/2006/math" xmlns:v="urn:schemas-microsoft-com:vml" xmlns:wp14="http://schemas.microsoft.com/office/word/2010/wordprocessingDrawing" xmlns:wp="http://schemas.openxmlformats.org/drawingml/2006/wordprocessingDrawing" xmlns:w10="urn:schemas-microsoft-com:office:word" xmlns:w="http://schemas.openxmlformats.org/wordprocessingml/2006/main" xmlns:w14="http://schemas.microsoft.com/office/word/2010/wordml" xmlns:w15="http://schemas.microsoft.com/office/word/2012/wordml" xmlns:w16se="http://schemas.microsoft.com/office/word/2015/wordml/symex" xmlns:wpg="http://schemas.microsoft.com/office/word/2010/wordprocessingGroup" xmlns:wpi="http://schemas.microsoft.com/office/word/2010/wordprocessingInk" xmlns:wne="http://schemas.microsoft.com/office/word/2006/wordml" xmlns:wps="http://schemas.microsoft.com/office/word/2010/wordprocessingShape" mc:Ignorable="w14 w15 w16se wp14">
+<w:numbering xmlns:wpc="http://schemas.microsoft.com/office/word/2010/wordprocessingCanvas" xmlns:cx="http://schemas.microsoft.com/office/drawing/2014/chartex" xmlns:cx1="http://schemas.microsoft.com/office/drawing/2015/9/8/chartex" xmlns:cx2="http://schemas.microsoft.com/office/drawing/2015/10/21/chartex" xmlns:cx3="http://schemas.microsoft.com/office/drawing/2016/5/9/chartex" xmlns:cx4="http://schemas.microsoft.com/office/drawing/2016/5/10/chartex" xmlns:cx5="http://schemas.microsoft.com/office/drawing/2016/5/11/chartex" xmlns:cx6="http://schemas.microsoft.com/office/drawing/2016/5/12/chartex" xmlns:cx7="http://schemas.microsoft.com/office/drawing/2016/5/13/chartex" xmlns:cx8="http://schemas.microsoft.com/office/drawing/2016/5/14/chartex" xmlns:mc="http://schemas.openxmlformats.org/markup-compatibility/2006" xmlns:aink="http://schemas.microsoft.com/office/drawing/2016/ink" xmlns:am3d="http://schemas.microsoft.com/office/drawing/2017/model3d" xmlns:o="urn:schemas-microsoft-com:office:office" xmlns:oel="http://schemas.microsoft.com/office/2019/extlst" xmlns:r="http://schemas.openxmlformats.org/officeDocument/2006/relationships" xmlns:m="http://schemas.openxmlformats.org/officeDocument/2006/math" xmlns:v="urn:schemas-microsoft-com:vml" xmlns:wp14="http://schemas.microsoft.com/office/word/2010/wordprocessingDrawing" xmlns:wp="http://schemas.openxmlformats.org/drawingml/2006/wordprocessingDrawing" xmlns:w10="urn:schemas-microsoft-com:office:word" xmlns:w="http://schemas.openxmlformats.org/wordprocessingml/2006/main" xmlns:w14="http://schemas.microsoft.com/office/word/2010/wordml" xmlns:w15="http://schemas.microsoft.com/office/word/2012/wordml" xmlns:w16cex="http://schemas.microsoft.com/office/word/2018/wordml/cex" xmlns:w16cid="http://schemas.microsoft.com/office/word/2016/wordml/cid" xmlns:w16="http://schemas.microsoft.com/office/word/2018/wordml" xmlns:w16du="http://schemas.microsoft.com/office/word/2023/wordml/word16du" xmlns:w16sdtdh="http://schemas.microsoft.com/office/word/2020/wordml/sdtdatahash" xmlns:w16sdtfl="http://schemas.microsoft.com/office/word/2024/wordml/sdtformatlock" xmlns:w16se="http://schemas.microsoft.com/office/word/2015/wordml/symex" xmlns:wpg="http://schemas.microsoft.com/office/word/2010/wordprocessingGroup" xmlns:wpi="http://schemas.microsoft.com/office/word/2010/wordprocessingInk" xmlns:wne="http://schemas.microsoft.com/office/word/2006/wordml" xmlns:wps="http://schemas.microsoft.com/office/word/2010/wordprocessingShape" mc:Ignorable="w14 w15 w16se w16cid w16 w16cex w16sdtdh w16sdtfl w16du wp14">
   <w:abstractNum w:abstractNumId="0" w15:restartNumberingAfterBreak="0">
     <w:nsid w:val="06BB64DD"/>
     <w:multiLevelType w:val="hybridMultilevel"/>
@@ -2603,23 +2764,23 @@
       </w:rPr>
     </w:lvl>
   </w:abstractNum>
-  <w:num w:numId="1">
+  <w:num w:numId="1" w16cid:durableId="37629741">
     <w:abstractNumId w:val="3"/>
   </w:num>
-  <w:num w:numId="2">
+  <w:num w:numId="2" w16cid:durableId="573972203">
     <w:abstractNumId w:val="0"/>
   </w:num>
-  <w:num w:numId="3">
+  <w:num w:numId="3" w16cid:durableId="1874538852">
     <w:abstractNumId w:val="1"/>
   </w:num>
-  <w:num w:numId="4">
+  <w:num w:numId="4" w16cid:durableId="1048409122">
     <w:abstractNumId w:val="2"/>
   </w:num>
 </w:numbering>
 </file>
 
 <file path=word/people.xml><?xml version="1.0" encoding="utf-8"?>
-<w15:people xmlns:wpc="http://schemas.microsoft.com/office/word/2010/wordprocessingCanvas" xmlns:cx="http://schemas.microsoft.com/office/drawing/2014/chartex" xmlns:cx1="http://schemas.microsoft.com/office/drawing/2015/9/8/chartex" xmlns:mc="http://schemas.openxmlformats.org/markup-compatibility/2006" xmlns:o="urn:schemas-microsoft-com:office:office" xmlns:r="http://schemas.openxmlformats.org/officeDocument/2006/relationships" xmlns:m="http://schemas.openxmlformats.org/officeDocument/2006/math" xmlns:v="urn:schemas-microsoft-com:vml" xmlns:wp14="http://schemas.microsoft.com/office/word/2010/wordprocessingDrawing" xmlns:wp="http://schemas.openxmlformats.org/drawingml/2006/wordprocessingDrawing" xmlns:w10="urn:schemas-microsoft-com:office:word" xmlns:w="http://schemas.openxmlformats.org/wordprocessingml/2006/main" xmlns:w14="http://schemas.microsoft.com/office/word/2010/wordml" xmlns:w15="http://schemas.microsoft.com/office/word/2012/wordml" xmlns:w16se="http://schemas.microsoft.com/office/word/2015/wordml/symex" xmlns:wpg="http://schemas.microsoft.com/office/word/2010/wordprocessingGroup" xmlns:wpi="http://schemas.microsoft.com/office/word/2010/wordprocessingInk" xmlns:wne="http://schemas.microsoft.com/office/word/2006/wordml" xmlns:wps="http://schemas.microsoft.com/office/word/2010/wordprocessingShape" mc:Ignorable="w14 w15 w16se wp14">
+<w15:people xmlns:wpc="http://schemas.microsoft.com/office/word/2010/wordprocessingCanvas" xmlns:cx="http://schemas.microsoft.com/office/drawing/2014/chartex" xmlns:cx1="http://schemas.microsoft.com/office/drawing/2015/9/8/chartex" xmlns:cx2="http://schemas.microsoft.com/office/drawing/2015/10/21/chartex" xmlns:cx3="http://schemas.microsoft.com/office/drawing/2016/5/9/chartex" xmlns:cx4="http://schemas.microsoft.com/office/drawing/2016/5/10/chartex" xmlns:cx5="http://schemas.microsoft.com/office/drawing/2016/5/11/chartex" xmlns:cx6="http://schemas.microsoft.com/office/drawing/2016/5/12/chartex" xmlns:cx7="http://schemas.microsoft.com/office/drawing/2016/5/13/chartex" xmlns:cx8="http://schemas.microsoft.com/office/drawing/2016/5/14/chartex" xmlns:mc="http://schemas.openxmlformats.org/markup-compatibility/2006" xmlns:aink="http://schemas.microsoft.com/office/drawing/2016/ink" xmlns:am3d="http://schemas.microsoft.com/office/drawing/2017/model3d" xmlns:o="urn:schemas-microsoft-com:office:office" xmlns:oel="http://schemas.microsoft.com/office/2019/extlst" xmlns:r="http://schemas.openxmlformats.org/officeDocument/2006/relationships" xmlns:m="http://schemas.openxmlformats.org/officeDocument/2006/math" xmlns:v="urn:schemas-microsoft-com:vml" xmlns:wp14="http://schemas.microsoft.com/office/word/2010/wordprocessingDrawing" xmlns:wp="http://schemas.openxmlformats.org/drawingml/2006/wordprocessingDrawing" xmlns:w10="urn:schemas-microsoft-com:office:word" xmlns:w="http://schemas.openxmlformats.org/wordprocessingml/2006/main" xmlns:w14="http://schemas.microsoft.com/office/word/2010/wordml" xmlns:w15="http://schemas.microsoft.com/office/word/2012/wordml" xmlns:w16cex="http://schemas.microsoft.com/office/word/2018/wordml/cex" xmlns:w16cid="http://schemas.microsoft.com/office/word/2016/wordml/cid" xmlns:w16="http://schemas.microsoft.com/office/word/2018/wordml" xmlns:w16du="http://schemas.microsoft.com/office/word/2023/wordml/word16du" xmlns:w16sdtdh="http://schemas.microsoft.com/office/word/2020/wordml/sdtdatahash" xmlns:w16sdtfl="http://schemas.microsoft.com/office/word/2024/wordml/sdtformatlock" xmlns:w16se="http://schemas.microsoft.com/office/word/2015/wordml/symex" xmlns:wpg="http://schemas.microsoft.com/office/word/2010/wordprocessingGroup" xmlns:wpi="http://schemas.microsoft.com/office/word/2010/wordprocessingInk" xmlns:wne="http://schemas.microsoft.com/office/word/2006/wordml" xmlns:wps="http://schemas.microsoft.com/office/word/2010/wordprocessingShape" mc:Ignorable="w14 w15 w16se w16cid w16 w16cex w16sdtdh w16sdtfl w16du wp14">
   <w15:person w15:author="Philippe Bovey">
     <w15:presenceInfo w15:providerId="None" w15:userId="Philippe Bovey"/>
   </w15:person>
@@ -2627,7 +2788,7 @@
 </file>
 
 <file path=word/styles.xml><?xml version="1.0" encoding="utf-8"?>
-<w:styles xmlns:mc="http://schemas.openxmlformats.org/markup-compatibility/2006" xmlns:r="http://schemas.openxmlformats.org/officeDocument/2006/relationships" xmlns:w="http://schemas.openxmlformats.org/wordprocessingml/2006/main" xmlns:w14="http://schemas.microsoft.com/office/word/2010/wordml" xmlns:w15="http://schemas.microsoft.com/office/word/2012/wordml" xmlns:w16se="http://schemas.microsoft.com/office/word/2015/wordml/symex" mc:Ignorable="w14 w15 w16se">
+<w:styles xmlns:mc="http://schemas.openxmlformats.org/markup-compatibility/2006" xmlns:r="http://schemas.openxmlformats.org/officeDocument/2006/relationships" xmlns:w="http://schemas.openxmlformats.org/wordprocessingml/2006/main" xmlns:w14="http://schemas.microsoft.com/office/word/2010/wordml" xmlns:w15="http://schemas.microsoft.com/office/word/2012/wordml" xmlns:w16cex="http://schemas.microsoft.com/office/word/2018/wordml/cex" xmlns:w16cid="http://schemas.microsoft.com/office/word/2016/wordml/cid" xmlns:w16="http://schemas.microsoft.com/office/word/2018/wordml" xmlns:w16du="http://schemas.microsoft.com/office/word/2023/wordml/word16du" xmlns:w16sdtdh="http://schemas.microsoft.com/office/word/2020/wordml/sdtdatahash" xmlns:w16sdtfl="http://schemas.microsoft.com/office/word/2024/wordml/sdtformatlock" xmlns:w16se="http://schemas.microsoft.com/office/word/2015/wordml/symex" mc:Ignorable="w14 w15 w16se w16cid w16 w16cex w16sdtdh w16sdtfl w16du">
   <w:docDefaults>
     <w:rPrDefault>
       <w:rPr>
@@ -2643,7 +2804,7 @@
       </w:pPr>
     </w:pPrDefault>
   </w:docDefaults>
-  <w:latentStyles w:defLockedState="0" w:defUIPriority="99" w:defSemiHidden="0" w:defUnhideWhenUsed="0" w:defQFormat="0" w:count="371">
+  <w:latentStyles w:defLockedState="0" w:defUIPriority="99" w:defSemiHidden="0" w:defUnhideWhenUsed="0" w:defQFormat="0" w:count="376">
     <w:lsdException w:name="Normal" w:uiPriority="0" w:qFormat="1"/>
     <w:lsdException w:name="heading 1" w:uiPriority="9" w:qFormat="1"/>
     <w:lsdException w:name="heading 2" w:semiHidden="1" w:uiPriority="9" w:unhideWhenUsed="1" w:qFormat="1"/>
@@ -3015,6 +3176,11 @@
     <w:lsdException w:name="List Table 5 Dark Accent 6" w:uiPriority="50"/>
     <w:lsdException w:name="List Table 6 Colorful Accent 6" w:uiPriority="51"/>
     <w:lsdException w:name="List Table 7 Colorful Accent 6" w:uiPriority="52"/>
+    <w:lsdException w:name="Mention" w:semiHidden="1" w:unhideWhenUsed="1"/>
+    <w:lsdException w:name="Smart Hyperlink" w:semiHidden="1" w:unhideWhenUsed="1"/>
+    <w:lsdException w:name="Hashtag" w:semiHidden="1" w:unhideWhenUsed="1"/>
+    <w:lsdException w:name="Unresolved Mention" w:semiHidden="1" w:unhideWhenUsed="1"/>
+    <w:lsdException w:name="Smart Link" w:semiHidden="1" w:unhideWhenUsed="1"/>
   </w:latentStyles>
   <w:style w:type="paragraph" w:default="1" w:styleId="Normal">
     <w:name w:val="Normal"/>
